--- a/printables/lessons/L07-呼风唤雨的世纪-每日10分钟.docx
+++ b/printables/lessons/L07-呼风唤雨的世纪-每日10分钟.docx
@@ -4,7 +4,7 @@
   <w:body>
     <w:p>
       <w:pPr>
-        <w:spacing w:before="0" w:after="20" w:line="252" w:lineRule="auto"/>
+        <w:spacing w:before="0" w:after="40" w:line="288" w:lineRule="auto"/>
         <w:jc w:val="center"/>
       </w:pPr>
       <w:r>
@@ -12,14 +12,14 @@
           <w:rFonts w:ascii="宋体" w:hAnsi="宋体" w:eastAsia="宋体"/>
           <w:b/>
           <w:color w:val="F4A261"/>
-          <w:sz w:val="18"/>
+          <w:sz w:val="20"/>
         </w:rPr>
         <w:t>语文书桌 · Chinese Desk</w:t>
       </w:r>
     </w:p>
     <w:p>
       <w:pPr>
-        <w:spacing w:before="0" w:after="20" w:line="252" w:lineRule="auto"/>
+        <w:spacing w:before="0" w:after="40" w:line="288" w:lineRule="auto"/>
         <w:jc w:val="center"/>
       </w:pPr>
       <w:r>
@@ -27,14 +27,14 @@
           <w:rFonts w:ascii="宋体" w:hAnsi="宋体" w:eastAsia="宋体"/>
           <w:b/>
           <w:color w:val="E85D04"/>
-          <w:sz w:val="28"/>
+          <w:sz w:val="32"/>
         </w:rPr>
         <w:t>第7课《呼风唤雨的世纪》· 每日练习（约10分钟）</w:t>
       </w:r>
     </w:p>
     <w:p>
       <w:pPr>
-        <w:spacing w:before="0" w:after="80" w:line="252" w:lineRule="auto"/>
+        <w:spacing w:before="0" w:after="160" w:line="288" w:lineRule="auto"/>
         <w:jc w:val="center"/>
       </w:pPr>
       <w:r>
@@ -42,42 +42,364 @@
           <w:rFonts w:ascii="宋体" w:hAnsi="宋体" w:eastAsia="宋体"/>
           <w:b w:val="0"/>
           <w:color w:val="1C1917"/>
-          <w:sz w:val="18"/>
+          <w:sz w:val="22"/>
         </w:rPr>
         <w:t>第二单元　|　A4　|　姓名：________　日期：________　用时：____分钟</w:t>
       </w:r>
     </w:p>
     <w:p>
       <w:pPr>
-        <w:spacing w:before="100" w:after="60" w:line="252" w:lineRule="auto"/>
+        <w:spacing w:before="160" w:after="160" w:line="288" w:lineRule="auto"/>
       </w:pPr>
       <w:r>
         <w:rPr>
           <w:rFonts w:ascii="宋体" w:hAnsi="宋体" w:eastAsia="宋体"/>
           <w:b/>
           <w:color w:val="E85D04"/>
-          <w:sz w:val="22"/>
+          <w:sz w:val="24"/>
         </w:rPr>
         <w:t>一、字词听写（看拼音写字词）</w:t>
       </w:r>
     </w:p>
+    <w:tbl>
+      <w:tblPr>
+        <w:tblW w:type="auto" w:w="0"/>
+        <w:jc w:val="center"/>
+        <w:tblLayout w:type="fixed"/>
+        <w:tblLook w:firstColumn="1" w:firstRow="1" w:lastColumn="0" w:lastRow="0" w:noHBand="0" w:noVBand="1" w:val="04A0"/>
+        <w:tblBorders>
+          <w:top w:val="nil"/>
+          <w:left w:val="nil"/>
+          <w:bottom w:val="nil"/>
+          <w:right w:val="nil"/>
+          <w:insideH w:val="nil"/>
+          <w:insideV w:val="nil"/>
+        </w:tblBorders>
+      </w:tblPr>
+      <w:tblGrid>
+        <w:gridCol w:w="3289"/>
+        <w:gridCol w:w="3289"/>
+        <w:gridCol w:w="3289"/>
+      </w:tblGrid>
+      <w:tr>
+        <w:tc>
+          <w:tcPr>
+            <w:tcW w:type="dxa" w:w="3250"/>
+            <w:tcBorders/>
+          </w:tcPr>
+          <w:p>
+            <w:pPr>
+              <w:spacing w:before="40" w:after="120" w:line="240" w:lineRule="auto"/>
+              <w:jc w:val="center"/>
+            </w:pPr>
+            <w:r/>
+            <w:r>
+              <w:rPr>
+                <w:rFonts w:ascii="Times New Roman" w:hAnsi="Times New Roman" w:eastAsia="宋体"/>
+                <w:b w:val="0"/>
+                <w:color w:val="1C1917"/>
+                <w:sz w:val="28"/>
+              </w:rPr>
+              <w:t>shì jì</w:t>
+            </w:r>
+          </w:p>
+          <w:p>
+            <w:pPr>
+              <w:spacing w:before="0" w:after="80"/>
+              <w:jc w:val="center"/>
+              <w:pBdr>
+                <w:bottom w:val="single" w:sz="18" w:space="10" w:color="000000"/>
+              </w:pBdr>
+            </w:pPr>
+            <w:r>
+              <w:rPr>
+                <w:rFonts w:ascii="宋体" w:hAnsi="宋体" w:eastAsia="宋体"/>
+                <w:b w:val="0"/>
+                <w:color w:val="1C1917"/>
+                <w:sz w:val="32"/>
+              </w:rPr>
+              <w:t xml:space="preserve">　　　　　</w:t>
+            </w:r>
+          </w:p>
+        </w:tc>
+        <w:tc>
+          <w:tcPr>
+            <w:tcW w:type="dxa" w:w="3250"/>
+            <w:tcBorders/>
+          </w:tcPr>
+          <w:p>
+            <w:pPr>
+              <w:spacing w:before="40" w:after="120" w:line="240" w:lineRule="auto"/>
+              <w:jc w:val="center"/>
+            </w:pPr>
+            <w:r/>
+            <w:r>
+              <w:rPr>
+                <w:rFonts w:ascii="Times New Roman" w:hAnsi="Times New Roman" w:eastAsia="宋体"/>
+                <w:b w:val="0"/>
+                <w:color w:val="1C1917"/>
+                <w:sz w:val="28"/>
+              </w:rPr>
+              <w:t>ào mì</w:t>
+            </w:r>
+          </w:p>
+          <w:p>
+            <w:pPr>
+              <w:spacing w:before="0" w:after="80"/>
+              <w:jc w:val="center"/>
+              <w:pBdr>
+                <w:bottom w:val="single" w:sz="18" w:space="10" w:color="000000"/>
+              </w:pBdr>
+            </w:pPr>
+            <w:r>
+              <w:rPr>
+                <w:rFonts w:ascii="宋体" w:hAnsi="宋体" w:eastAsia="宋体"/>
+                <w:b w:val="0"/>
+                <w:color w:val="1C1917"/>
+                <w:sz w:val="32"/>
+              </w:rPr>
+              <w:t xml:space="preserve">　　　　　</w:t>
+            </w:r>
+          </w:p>
+        </w:tc>
+        <w:tc>
+          <w:tcPr>
+            <w:tcW w:type="dxa" w:w="3250"/>
+            <w:tcBorders/>
+          </w:tcPr>
+          <w:p>
+            <w:pPr>
+              <w:spacing w:before="40" w:after="120" w:line="240" w:lineRule="auto"/>
+              <w:jc w:val="center"/>
+            </w:pPr>
+            <w:r/>
+            <w:r>
+              <w:rPr>
+                <w:rFonts w:ascii="Times New Roman" w:hAnsi="Times New Roman" w:eastAsia="宋体"/>
+                <w:b w:val="0"/>
+                <w:color w:val="1C1917"/>
+                <w:sz w:val="28"/>
+              </w:rPr>
+              <w:t>jì shù</w:t>
+            </w:r>
+          </w:p>
+          <w:p>
+            <w:pPr>
+              <w:spacing w:before="0" w:after="80"/>
+              <w:jc w:val="center"/>
+              <w:pBdr>
+                <w:bottom w:val="single" w:sz="18" w:space="10" w:color="000000"/>
+              </w:pBdr>
+            </w:pPr>
+            <w:r>
+              <w:rPr>
+                <w:rFonts w:ascii="宋体" w:hAnsi="宋体" w:eastAsia="宋体"/>
+                <w:b w:val="0"/>
+                <w:color w:val="1C1917"/>
+                <w:sz w:val="32"/>
+              </w:rPr>
+              <w:t xml:space="preserve">　　　　　</w:t>
+            </w:r>
+          </w:p>
+        </w:tc>
+      </w:tr>
+    </w:tbl>
     <w:p>
       <w:pPr>
-        <w:spacing w:before="0" w:after="20" w:line="252" w:lineRule="auto"/>
+        <w:spacing w:before="0" w:after="240"/>
+      </w:pPr>
+    </w:p>
+    <w:tbl>
+      <w:tblPr>
+        <w:tblW w:type="auto" w:w="0"/>
+        <w:jc w:val="center"/>
+        <w:tblLayout w:type="fixed"/>
+        <w:tblLook w:firstColumn="1" w:firstRow="1" w:lastColumn="0" w:lastRow="0" w:noHBand="0" w:noVBand="1" w:val="04A0"/>
+        <w:tblBorders>
+          <w:top w:val="nil"/>
+          <w:left w:val="nil"/>
+          <w:bottom w:val="nil"/>
+          <w:right w:val="nil"/>
+          <w:insideH w:val="nil"/>
+          <w:insideV w:val="nil"/>
+        </w:tblBorders>
+      </w:tblPr>
+      <w:tblGrid>
+        <w:gridCol w:w="3289"/>
+        <w:gridCol w:w="3289"/>
+        <w:gridCol w:w="3289"/>
+      </w:tblGrid>
+      <w:tr>
+        <w:tc>
+          <w:tcPr>
+            <w:tcW w:type="dxa" w:w="3250"/>
+            <w:tcBorders/>
+          </w:tcPr>
+          <w:p>
+            <w:pPr>
+              <w:spacing w:before="40" w:after="120" w:line="240" w:lineRule="auto"/>
+              <w:jc w:val="center"/>
+            </w:pPr>
+            <w:r/>
+            <w:r>
+              <w:rPr>
+                <w:rFonts w:ascii="Times New Roman" w:hAnsi="Times New Roman" w:eastAsia="宋体"/>
+                <w:b w:val="0"/>
+                <w:color w:val="1C1917"/>
+                <w:sz w:val="28"/>
+              </w:rPr>
+              <w:t>gǎi biàn</w:t>
+            </w:r>
+          </w:p>
+          <w:p>
+            <w:pPr>
+              <w:spacing w:before="0" w:after="80"/>
+              <w:jc w:val="center"/>
+              <w:pBdr>
+                <w:bottom w:val="single" w:sz="18" w:space="10" w:color="000000"/>
+              </w:pBdr>
+            </w:pPr>
+            <w:r>
+              <w:rPr>
+                <w:rFonts w:ascii="宋体" w:hAnsi="宋体" w:eastAsia="宋体"/>
+                <w:b w:val="0"/>
+                <w:color w:val="1C1917"/>
+                <w:sz w:val="32"/>
+              </w:rPr>
+              <w:t xml:space="preserve">　　　　　</w:t>
+            </w:r>
+          </w:p>
+        </w:tc>
+        <w:tc>
+          <w:tcPr>
+            <w:tcW w:type="dxa" w:w="3250"/>
+            <w:tcBorders/>
+          </w:tcPr>
+          <w:p>
+            <w:pPr>
+              <w:spacing w:before="40" w:after="120" w:line="240" w:lineRule="auto"/>
+              <w:jc w:val="center"/>
+            </w:pPr>
+            <w:r/>
+          </w:p>
+        </w:tc>
+        <w:tc>
+          <w:tcPr>
+            <w:tcW w:type="dxa" w:w="3250"/>
+            <w:tcBorders/>
+          </w:tcPr>
+          <w:p>
+            <w:pPr>
+              <w:spacing w:before="40" w:after="120" w:line="240" w:lineRule="auto"/>
+              <w:jc w:val="center"/>
+            </w:pPr>
+            <w:r/>
+          </w:p>
+        </w:tc>
+      </w:tr>
+    </w:tbl>
+    <w:p>
+      <w:pPr>
+        <w:spacing w:before="0" w:after="240"/>
+      </w:pPr>
+    </w:p>
+    <w:p>
+      <w:pPr>
+        <w:spacing w:before="160" w:after="160" w:line="288" w:lineRule="auto"/>
       </w:pPr>
       <w:r>
         <w:rPr>
           <w:rFonts w:ascii="宋体" w:hAnsi="宋体" w:eastAsia="宋体"/>
-          <w:b w:val="0"/>
-          <w:color w:val="1C1917"/>
-          <w:sz w:val="20"/>
+          <w:b/>
+          <w:color w:val="E85D04"/>
+          <w:sz w:val="24"/>
         </w:rPr>
-        <w:t>shì jì　　ào mì　　jì shù</w:t>
+        <w:t>二、成语练习（看拼音写 + 选词填空）</w:t>
       </w:r>
+    </w:p>
+    <w:tbl>
+      <w:tblPr>
+        <w:tblW w:type="auto" w:w="0"/>
+        <w:jc w:val="center"/>
+        <w:tblLayout w:type="fixed"/>
+        <w:tblLook w:firstColumn="1" w:firstRow="1" w:lastColumn="0" w:lastRow="0" w:noHBand="0" w:noVBand="1" w:val="04A0"/>
+        <w:tblBorders>
+          <w:top w:val="nil"/>
+          <w:left w:val="nil"/>
+          <w:bottom w:val="nil"/>
+          <w:right w:val="nil"/>
+          <w:insideH w:val="nil"/>
+          <w:insideV w:val="nil"/>
+        </w:tblBorders>
+      </w:tblPr>
+      <w:tblGrid>
+        <w:gridCol w:w="4933"/>
+        <w:gridCol w:w="4933"/>
+      </w:tblGrid>
+      <w:tr>
+        <w:tc>
+          <w:tcPr>
+            <w:tcW w:type="dxa" w:w="4876"/>
+            <w:tcBorders/>
+          </w:tcPr>
+          <w:p>
+            <w:pPr>
+              <w:spacing w:before="40" w:after="120" w:line="240" w:lineRule="auto"/>
+              <w:jc w:val="center"/>
+            </w:pPr>
+            <w:r/>
+            <w:r>
+              <w:rPr>
+                <w:rFonts w:ascii="Times New Roman" w:hAnsi="Times New Roman" w:eastAsia="宋体"/>
+                <w:b w:val="0"/>
+                <w:color w:val="1C1917"/>
+                <w:sz w:val="28"/>
+              </w:rPr>
+              <w:t>hū fēng huàn yǔ</w:t>
+            </w:r>
+          </w:p>
+          <w:p>
+            <w:pPr>
+              <w:spacing w:before="0" w:after="80"/>
+              <w:jc w:val="center"/>
+              <w:pBdr>
+                <w:bottom w:val="single" w:sz="18" w:space="10" w:color="000000"/>
+              </w:pBdr>
+            </w:pPr>
+            <w:r>
+              <w:rPr>
+                <w:rFonts w:ascii="宋体" w:hAnsi="宋体" w:eastAsia="宋体"/>
+                <w:b w:val="0"/>
+                <w:color w:val="1C1917"/>
+                <w:sz w:val="32"/>
+              </w:rPr>
+              <w:t xml:space="preserve">　　　　　　　</w:t>
+            </w:r>
+          </w:p>
+        </w:tc>
+        <w:tc>
+          <w:tcPr>
+            <w:tcW w:type="dxa" w:w="4876"/>
+            <w:tcBorders/>
+          </w:tcPr>
+          <w:p>
+            <w:pPr>
+              <w:spacing w:before="40" w:after="120" w:line="240" w:lineRule="auto"/>
+              <w:jc w:val="center"/>
+            </w:pPr>
+            <w:r/>
+          </w:p>
+        </w:tc>
+      </w:tr>
+    </w:tbl>
+    <w:p>
+      <w:pPr>
+        <w:spacing w:before="0" w:after="240"/>
+      </w:pPr>
     </w:p>
     <w:p>
       <w:pPr>
-        <w:spacing w:before="0" w:after="100" w:line="252" w:lineRule="auto"/>
+        <w:spacing w:before="0" w:after="80" w:line="288" w:lineRule="auto"/>
       </w:pPr>
       <w:r>
         <w:rPr>
@@ -86,26 +408,26 @@
           <w:color w:val="1C1917"/>
           <w:sz w:val="24"/>
         </w:rPr>
-        <w:t>________　　________　　________</w:t>
+        <w:t>选一个成语造句：</w:t>
       </w:r>
     </w:p>
     <w:p>
       <w:pPr>
-        <w:spacing w:before="0" w:after="20" w:line="252" w:lineRule="auto"/>
+        <w:spacing w:before="0" w:after="200" w:line="288" w:lineRule="auto"/>
       </w:pPr>
       <w:r>
         <w:rPr>
           <w:rFonts w:ascii="宋体" w:hAnsi="宋体" w:eastAsia="宋体"/>
           <w:b w:val="0"/>
           <w:color w:val="1C1917"/>
-          <w:sz w:val="20"/>
+          <w:sz w:val="28"/>
         </w:rPr>
-        <w:t>gǎi biàn</w:t>
+        <w:t>＿＿＿＿＿＿＿＿＿＿＿＿＿＿＿＿＿＿＿＿＿＿＿＿＿＿＿＿＿＿</w:t>
       </w:r>
     </w:p>
     <w:p>
       <w:pPr>
-        <w:spacing w:before="0" w:after="100" w:line="252" w:lineRule="auto"/>
+        <w:spacing w:before="0" w:after="160" w:line="288" w:lineRule="auto"/>
       </w:pPr>
       <w:r>
         <w:rPr>
@@ -114,138 +436,26 @@
           <w:color w:val="1C1917"/>
           <w:sz w:val="24"/>
         </w:rPr>
-        <w:t>________</w:t>
+        <w:t>形近组词：唤（　　）换（　　）　纪（　　）记（　　）</w:t>
       </w:r>
     </w:p>
     <w:p>
       <w:pPr>
-        <w:spacing w:before="100" w:after="60" w:line="252" w:lineRule="auto"/>
+        <w:spacing w:before="160" w:after="160" w:line="288" w:lineRule="auto"/>
       </w:pPr>
       <w:r>
         <w:rPr>
           <w:rFonts w:ascii="宋体" w:hAnsi="宋体" w:eastAsia="宋体"/>
           <w:b/>
           <w:color w:val="E85D04"/>
-          <w:sz w:val="22"/>
-        </w:rPr>
-        <w:t>二、成语练习（看拼音写 + 选词填空）</w:t>
-      </w:r>
-    </w:p>
-    <w:p>
-      <w:pPr>
-        <w:spacing w:before="0" w:after="80" w:line="252" w:lineRule="auto"/>
-      </w:pPr>
-      <w:r>
-        <w:rPr>
-          <w:rFonts w:ascii="宋体" w:hAnsi="宋体" w:eastAsia="宋体"/>
-          <w:b w:val="0"/>
-          <w:color w:val="1C1917"/>
-          <w:sz w:val="21"/>
-        </w:rPr>
-        <w:t>hū fēng huàn yǔ　____________________</w:t>
-      </w:r>
-    </w:p>
-    <w:p>
-      <w:pPr>
-        <w:spacing w:before="0" w:after="100" w:line="252" w:lineRule="auto"/>
-      </w:pPr>
-      <w:r>
-        <w:rPr>
-          <w:rFonts w:ascii="宋体" w:hAnsi="宋体" w:eastAsia="宋体"/>
-          <w:b w:val="0"/>
-          <w:color w:val="1C1917"/>
-          <w:sz w:val="21"/>
-        </w:rPr>
-        <w:t>选一个成语造句：________________________________________________</w:t>
-      </w:r>
-    </w:p>
-    <w:p>
-      <w:pPr>
-        <w:spacing w:before="0" w:after="100" w:line="252" w:lineRule="auto"/>
-      </w:pPr>
-      <w:r>
-        <w:rPr>
-          <w:rFonts w:ascii="宋体" w:hAnsi="宋体" w:eastAsia="宋体"/>
-          <w:b w:val="0"/>
-          <w:color w:val="1C1917"/>
-          <w:sz w:val="21"/>
-        </w:rPr>
-        <w:t>形近组词：唤（　　）换（　　）　纪（　　）记（　　）</w:t>
-      </w:r>
-    </w:p>
-    <w:p>
-      <w:pPr>
-        <w:spacing w:before="100" w:after="60" w:line="252" w:lineRule="auto"/>
-      </w:pPr>
-      <w:r>
-        <w:rPr>
-          <w:rFonts w:ascii="宋体" w:hAnsi="宋体" w:eastAsia="宋体"/>
-          <w:b/>
-          <w:color w:val="E85D04"/>
-          <w:sz w:val="22"/>
+          <w:sz w:val="24"/>
         </w:rPr>
         <w:t>三、多音字辨认（参考单元测题型）</w:t>
       </w:r>
     </w:p>
     <w:p>
       <w:pPr>
-        <w:spacing w:before="0" w:after="100" w:line="252" w:lineRule="auto"/>
-      </w:pPr>
-      <w:r>
-        <w:rPr>
-          <w:rFonts w:ascii="宋体" w:hAnsi="宋体" w:eastAsia="宋体"/>
-          <w:b w:val="0"/>
-          <w:color w:val="1C1917"/>
-          <w:sz w:val="21"/>
-        </w:rPr>
-        <w:t>（本课多音较少）给加点字注音：曲折____　慎重____</w:t>
-      </w:r>
-    </w:p>
-    <w:p>
-      <w:pPr>
-        <w:spacing w:before="100" w:after="60" w:line="252" w:lineRule="auto"/>
-      </w:pPr>
-      <w:r>
-        <w:rPr>
-          <w:rFonts w:ascii="宋体" w:hAnsi="宋体" w:eastAsia="宋体"/>
-          <w:b/>
-          <w:color w:val="E85D04"/>
-          <w:sz w:val="22"/>
-        </w:rPr>
-        <w:t>四、句型仿写</w:t>
-      </w:r>
-    </w:p>
-    <w:p>
-      <w:pPr>
-        <w:spacing w:before="0" w:after="40" w:line="252" w:lineRule="auto"/>
-      </w:pPr>
-      <w:r>
-        <w:rPr>
-          <w:rFonts w:ascii="宋体" w:hAnsi="宋体" w:eastAsia="宋体"/>
-          <w:b w:val="0"/>
-          <w:color w:val="1C1917"/>
-          <w:sz w:val="21"/>
-        </w:rPr>
-        <w:t>照样子：人类呼风唤雨。→ 是谁呼风唤雨呢？当然是人类。</w:t>
-      </w:r>
-    </w:p>
-    <w:p>
-      <w:pPr>
-        <w:spacing w:before="0" w:after="60" w:line="252" w:lineRule="auto"/>
-      </w:pPr>
-      <w:r>
-        <w:rPr>
-          <w:rFonts w:ascii="宋体" w:hAnsi="宋体" w:eastAsia="宋体"/>
-          <w:b w:val="0"/>
-          <w:color w:val="C2410C"/>
-          <w:sz w:val="18"/>
-        </w:rPr>
-        <w:t>原句：科学家揭开了自然的奥秘。改写：________________</w:t>
-      </w:r>
-    </w:p>
-    <w:p>
-      <w:pPr>
-        <w:spacing w:before="0" w:after="100" w:line="252" w:lineRule="auto"/>
+        <w:spacing w:before="0" w:after="160" w:line="288" w:lineRule="auto"/>
       </w:pPr>
       <w:r>
         <w:rPr>
@@ -254,12 +464,26 @@
           <w:color w:val="1C1917"/>
           <w:sz w:val="24"/>
         </w:rPr>
-        <w:t>____________________________________________________________</w:t>
+        <w:t>（本课多音较少）给加点字注音：曲折____　慎重____</w:t>
       </w:r>
     </w:p>
     <w:p>
       <w:pPr>
-        <w:spacing w:before="0" w:after="100" w:line="252" w:lineRule="auto"/>
+        <w:spacing w:before="160" w:after="160" w:line="288" w:lineRule="auto"/>
+      </w:pPr>
+      <w:r>
+        <w:rPr>
+          <w:rFonts w:ascii="宋体" w:hAnsi="宋体" w:eastAsia="宋体"/>
+          <w:b/>
+          <w:color w:val="E85D04"/>
+          <w:sz w:val="24"/>
+        </w:rPr>
+        <w:t>四、句型仿写</w:t>
+      </w:r>
+    </w:p>
+    <w:p>
+      <w:pPr>
+        <w:spacing w:before="0" w:after="80" w:line="288" w:lineRule="auto"/>
       </w:pPr>
       <w:r>
         <w:rPr>
@@ -268,26 +492,68 @@
           <w:color w:val="1C1917"/>
           <w:sz w:val="24"/>
         </w:rPr>
-        <w:t>____________________________________________________________</w:t>
+        <w:t>照样子：人类呼风唤雨。→ 是谁呼风唤雨呢？当然是人类。</w:t>
       </w:r>
     </w:p>
     <w:p>
       <w:pPr>
-        <w:spacing w:before="80" w:after="40" w:line="252" w:lineRule="auto"/>
+        <w:spacing w:before="0" w:after="120" w:line="288" w:lineRule="auto"/>
       </w:pPr>
       <w:r>
         <w:rPr>
           <w:rFonts w:ascii="宋体" w:hAnsi="宋体" w:eastAsia="宋体"/>
           <w:b w:val="0"/>
           <w:color w:val="C2410C"/>
-          <w:sz w:val="16"/>
+          <w:sz w:val="22"/>
+        </w:rPr>
+        <w:t>原句：科学家揭开了自然的奥秘。改写：________________</w:t>
+      </w:r>
+    </w:p>
+    <w:p>
+      <w:pPr>
+        <w:spacing w:before="0" w:after="200" w:line="288" w:lineRule="auto"/>
+      </w:pPr>
+      <w:r>
+        <w:rPr>
+          <w:rFonts w:ascii="宋体" w:hAnsi="宋体" w:eastAsia="宋体"/>
+          <w:b w:val="0"/>
+          <w:color w:val="1C1917"/>
+          <w:sz w:val="28"/>
+        </w:rPr>
+        <w:t>＿＿＿＿＿＿＿＿＿＿＿＿＿＿＿＿＿＿＿＿＿＿＿＿＿＿＿＿＿＿</w:t>
+      </w:r>
+    </w:p>
+    <w:p>
+      <w:pPr>
+        <w:spacing w:before="0" w:after="200" w:line="288" w:lineRule="auto"/>
+      </w:pPr>
+      <w:r>
+        <w:rPr>
+          <w:rFonts w:ascii="宋体" w:hAnsi="宋体" w:eastAsia="宋体"/>
+          <w:b w:val="0"/>
+          <w:color w:val="1C1917"/>
+          <w:sz w:val="28"/>
+        </w:rPr>
+        <w:t>＿＿＿＿＿＿＿＿＿＿＿＿＿＿＿＿＿＿＿＿＿＿＿＿＿＿＿＿＿＿</w:t>
+      </w:r>
+    </w:p>
+    <w:p>
+      <w:pPr>
+        <w:spacing w:before="120" w:after="60" w:line="288" w:lineRule="auto"/>
+      </w:pPr>
+      <w:r>
+        <w:rPr>
+          <w:rFonts w:ascii="宋体" w:hAnsi="宋体" w:eastAsia="宋体"/>
+          <w:b w:val="0"/>
+          <w:color w:val="C2410C"/>
+          <w:sz w:val="20"/>
         </w:rPr>
         <w:t>□错题记入错题档案　　□已订正</w:t>
       </w:r>
     </w:p>
     <w:p>
       <w:pPr>
-        <w:spacing w:before="80" w:after="40" w:line="252" w:lineRule="auto"/>
+        <w:spacing w:before="120" w:after="60" w:line="288" w:lineRule="auto"/>
         <w:jc w:val="center"/>
       </w:pPr>
       <w:r>
@@ -295,14 +561,14 @@
           <w:rFonts w:ascii="宋体" w:hAnsi="宋体" w:eastAsia="宋体"/>
           <w:b w:val="0"/>
           <w:color w:val="F4A261"/>
-          <w:sz w:val="16"/>
+          <w:sz w:val="18"/>
         </w:rPr>
         <w:t>第7课每日练习 · 约10分钟 · 有背诵另做默写单</w:t>
       </w:r>
     </w:p>
     <w:sectPr>
       <w:pgSz w:w="11906" w:h="16838"/>
-      <w:pgMar w:top="567" w:right="680" w:bottom="567" w:left="680" w:header="720" w:footer="720" w:gutter="0"/>
+      <w:pgMar w:top="850" w:right="1020" w:bottom="850" w:left="1020" w:header="720" w:footer="720" w:gutter="0"/>
       <w:cols w:space="720"/>
       <w:docGrid w:linePitch="360"/>
     </w:sectPr>
@@ -675,7 +941,7 @@
     <w:rsid w:val="00FC693F"/>
     <w:rPr>
       <w:rFonts w:ascii="宋体" w:hAnsi="宋体" w:eastAsia="宋体"/>
-      <w:sz w:val="21"/>
+      <w:sz w:val="24"/>
     </w:rPr>
   </w:style>
   <w:style w:type="paragraph" w:styleId="Header">

--- a/printables/lessons/L07-呼风唤雨的世纪-每日10分钟.docx
+++ b/printables/lessons/L07-呼风唤雨的世纪-每日10分钟.docx
@@ -29,7 +29,7 @@
           <w:color w:val="E85D04"/>
           <w:sz w:val="32"/>
         </w:rPr>
-        <w:t>第7课《呼风唤雨的世纪》· 每日练习（约10分钟）</w:t>
+        <w:t>第7课《呼风唤雨的世纪》· 每日练习（约10–15分钟）</w:t>
       </w:r>
     </w:p>
     <w:p>
@@ -58,7 +58,7 @@
           <w:color w:val="E85D04"/>
           <w:sz w:val="24"/>
         </w:rPr>
-        <w:t>一、字词听写（看拼音写字词）</w:t>
+        <w:t>一、字词听写（看拼音写，最多9个）</w:t>
       </w:r>
     </w:p>
     <w:tbl>
@@ -206,7 +206,7 @@
     </w:tbl>
     <w:p>
       <w:pPr>
-        <w:spacing w:before="0" w:after="240"/>
+        <w:spacing w:before="0" w:after="200"/>
       </w:pPr>
     </w:p>
     <w:tbl>
@@ -300,7 +300,7 @@
     </w:tbl>
     <w:p>
       <w:pPr>
-        <w:spacing w:before="0" w:after="240"/>
+        <w:spacing w:before="0" w:after="200"/>
       </w:pPr>
     </w:p>
     <w:p>
@@ -314,7 +314,7 @@
           <w:color w:val="E85D04"/>
           <w:sz w:val="24"/>
         </w:rPr>
-        <w:t>二、成语练习（看拼音写 + 选词填空）</w:t>
+        <w:t>二、成语（看拼音写）</w:t>
       </w:r>
     </w:p>
     <w:tbl>
@@ -394,8 +394,22 @@
     </w:tbl>
     <w:p>
       <w:pPr>
-        <w:spacing w:before="0" w:after="240"/>
+        <w:spacing w:before="0" w:after="200"/>
       </w:pPr>
+    </w:p>
+    <w:p>
+      <w:pPr>
+        <w:spacing w:before="160" w:after="160" w:line="288" w:lineRule="auto"/>
+      </w:pPr>
+      <w:r>
+        <w:rPr>
+          <w:rFonts w:ascii="宋体" w:hAnsi="宋体" w:eastAsia="宋体"/>
+          <w:b/>
+          <w:color w:val="E85D04"/>
+          <w:sz w:val="24"/>
+        </w:rPr>
+        <w:t>三、多音字（最多3个，正确读音下画√）</w:t>
+      </w:r>
     </w:p>
     <w:p>
       <w:pPr>
@@ -406,37 +420,9 @@
           <w:rFonts w:ascii="宋体" w:hAnsi="宋体" w:eastAsia="宋体"/>
           <w:b w:val="0"/>
           <w:color w:val="1C1917"/>
-          <w:sz w:val="24"/>
+          <w:sz w:val="22"/>
         </w:rPr>
-        <w:t>选一个成语造句：</w:t>
-      </w:r>
-    </w:p>
-    <w:p>
-      <w:pPr>
-        <w:spacing w:before="0" w:after="200" w:line="288" w:lineRule="auto"/>
-      </w:pPr>
-      <w:r>
-        <w:rPr>
-          <w:rFonts w:ascii="宋体" w:hAnsi="宋体" w:eastAsia="宋体"/>
-          <w:b w:val="0"/>
-          <w:color w:val="1C1917"/>
-          <w:sz w:val="28"/>
-        </w:rPr>
-        <w:t>＿＿＿＿＿＿＿＿＿＿＿＿＿＿＿＿＿＿＿＿＿＿＿＿＿＿＿＿＿＿</w:t>
-      </w:r>
-    </w:p>
-    <w:p>
-      <w:pPr>
-        <w:spacing w:before="0" w:after="160" w:line="288" w:lineRule="auto"/>
-      </w:pPr>
-      <w:r>
-        <w:rPr>
-          <w:rFonts w:ascii="宋体" w:hAnsi="宋体" w:eastAsia="宋体"/>
-          <w:b w:val="0"/>
-          <w:color w:val="1C1917"/>
-          <w:sz w:val="24"/>
-        </w:rPr>
-        <w:t>形近组词：唤（　　）换（　　）　纪（　　）记（　　）</w:t>
+        <w:t>（本课多音较少，本项可跳过）</w:t>
       </w:r>
     </w:p>
     <w:p>
@@ -450,40 +436,12 @@
           <w:color w:val="E85D04"/>
           <w:sz w:val="24"/>
         </w:rPr>
-        <w:t>三、多音字辨认（参考单元测题型）</w:t>
+        <w:t>四、句型仿写（写1句即可）</w:t>
       </w:r>
     </w:p>
     <w:p>
       <w:pPr>
-        <w:spacing w:before="0" w:after="160" w:line="288" w:lineRule="auto"/>
-      </w:pPr>
-      <w:r>
-        <w:rPr>
-          <w:rFonts w:ascii="宋体" w:hAnsi="宋体" w:eastAsia="宋体"/>
-          <w:b w:val="0"/>
-          <w:color w:val="1C1917"/>
-          <w:sz w:val="24"/>
-        </w:rPr>
-        <w:t>（本课多音较少）给加点字注音：曲折____　慎重____</w:t>
-      </w:r>
-    </w:p>
-    <w:p>
-      <w:pPr>
-        <w:spacing w:before="160" w:after="160" w:line="288" w:lineRule="auto"/>
-      </w:pPr>
-      <w:r>
-        <w:rPr>
-          <w:rFonts w:ascii="宋体" w:hAnsi="宋体" w:eastAsia="宋体"/>
-          <w:b/>
-          <w:color w:val="E85D04"/>
-          <w:sz w:val="24"/>
-        </w:rPr>
-        <w:t>四、句型仿写</w:t>
-      </w:r>
-    </w:p>
-    <w:p>
-      <w:pPr>
-        <w:spacing w:before="0" w:after="80" w:line="288" w:lineRule="auto"/>
+        <w:spacing w:before="0" w:after="60" w:line="288" w:lineRule="auto"/>
       </w:pPr>
       <w:r>
         <w:rPr>
@@ -497,7 +455,7 @@
     </w:p>
     <w:p>
       <w:pPr>
-        <w:spacing w:before="0" w:after="120" w:line="288" w:lineRule="auto"/>
+        <w:spacing w:before="0" w:after="80" w:line="288" w:lineRule="auto"/>
       </w:pPr>
       <w:r>
         <w:rPr>
@@ -507,20 +465,6 @@
           <w:sz w:val="22"/>
         </w:rPr>
         <w:t>原句：科学家揭开了自然的奥秘。改写：________________</w:t>
-      </w:r>
-    </w:p>
-    <w:p>
-      <w:pPr>
-        <w:spacing w:before="0" w:after="200" w:line="288" w:lineRule="auto"/>
-      </w:pPr>
-      <w:r>
-        <w:rPr>
-          <w:rFonts w:ascii="宋体" w:hAnsi="宋体" w:eastAsia="宋体"/>
-          <w:b w:val="0"/>
-          <w:color w:val="1C1917"/>
-          <w:sz w:val="28"/>
-        </w:rPr>
-        <w:t>＿＿＿＿＿＿＿＿＿＿＿＿＿＿＿＿＿＿＿＿＿＿＿＿＿＿＿＿＿＿</w:t>
       </w:r>
     </w:p>
     <w:p>
@@ -563,7 +507,7 @@
           <w:color w:val="F4A261"/>
           <w:sz w:val="18"/>
         </w:rPr>
-        <w:t>第7课每日练习 · 约10分钟 · 有背诵另做默写单</w:t>
+        <w:t>第7课 · 约10–15分钟 · 有背诵另做默写单</w:t>
       </w:r>
     </w:p>
     <w:sectPr>
